--- a/PC2_documentacion.docx
+++ b/PC2_documentacion.docx
@@ -765,6 +765,130 @@
           <w:bCs/>
         </w:rPr>
       </w:pPr>
+      <w:r>
+        <w:rPr>
+          <w:b/>
+          <w:bCs/>
+        </w:rPr>
+        <w:t xml:space="preserve">2. Efecto Visual: Partículas de Explosión </w:t>
+      </w:r>
+      <w:proofErr w:type="gramStart"/>
+      <w:r>
+        <w:rPr>
+          <w:b/>
+          <w:bCs/>
+        </w:rPr>
+        <w:t>Pixel</w:t>
+      </w:r>
+      <w:proofErr w:type="gramEnd"/>
+      <w:r>
+        <w:rPr>
+          <w:b/>
+          <w:bCs/>
+        </w:rPr>
+        <w:t>-Art al Morir</w:t>
+      </w:r>
+    </w:p>
+    <w:p>
+      <w:r>
+        <w:t>En lugar de un simple parpadeo, haremos que cuando un invasor sea destruido, estalle en pequeños fragmentos (píxeles) antes de desaparecer.</w:t>
+      </w:r>
+    </w:p>
+    <w:p>
+      <w:pPr>
+        <w:rPr>
+          <w:b/>
+          <w:bCs/>
+        </w:rPr>
+      </w:pPr>
+      <w:r>
+        <w:rPr>
+          <w:b/>
+          <w:bCs/>
+        </w:rPr>
+        <w:drawing>
+          <wp:inline distT="0" distB="0" distL="0" distR="0" wp14:anchorId="40799F84" wp14:editId="0CA5A880">
+            <wp:extent cx="1520456" cy="1726938"/>
+            <wp:effectExtent l="0" t="0" r="3810" b="6985"/>
+            <wp:docPr id="2081270192" name="Imagen 1"/>
+            <wp:cNvGraphicFramePr>
+              <a:graphicFrameLocks xmlns:a="http://schemas.openxmlformats.org/drawingml/2006/main" noChangeAspect="1"/>
+            </wp:cNvGraphicFramePr>
+            <a:graphic xmlns:a="http://schemas.openxmlformats.org/drawingml/2006/main">
+              <a:graphicData uri="http://schemas.openxmlformats.org/drawingml/2006/picture">
+                <pic:pic xmlns:pic="http://schemas.openxmlformats.org/drawingml/2006/picture">
+                  <pic:nvPicPr>
+                    <pic:cNvPr id="2081270192" name=""/>
+                    <pic:cNvPicPr/>
+                  </pic:nvPicPr>
+                  <pic:blipFill>
+                    <a:blip r:embed="rId13"/>
+                    <a:stretch>
+                      <a:fillRect/>
+                    </a:stretch>
+                  </pic:blipFill>
+                  <pic:spPr>
+                    <a:xfrm>
+                      <a:off x="0" y="0"/>
+                      <a:ext cx="1529312" cy="1736996"/>
+                    </a:xfrm>
+                    <a:prstGeom prst="rect">
+                      <a:avLst/>
+                    </a:prstGeom>
+                  </pic:spPr>
+                </pic:pic>
+              </a:graphicData>
+            </a:graphic>
+          </wp:inline>
+        </w:drawing>
+      </w:r>
+      <w:r>
+        <w:rPr>
+          <w:noProof/>
+        </w:rPr>
+        <w:t xml:space="preserve"> </w:t>
+      </w:r>
+      <w:r>
+        <w:rPr>
+          <w:b/>
+          <w:bCs/>
+        </w:rPr>
+        <w:drawing>
+          <wp:inline distT="0" distB="0" distL="0" distR="0" wp14:anchorId="13DCAEC3" wp14:editId="4BD986C2">
+            <wp:extent cx="3785191" cy="2738743"/>
+            <wp:effectExtent l="0" t="0" r="6350" b="5080"/>
+            <wp:docPr id="1464301780" name="Imagen 1"/>
+            <wp:cNvGraphicFramePr>
+              <a:graphicFrameLocks xmlns:a="http://schemas.openxmlformats.org/drawingml/2006/main" noChangeAspect="1"/>
+            </wp:cNvGraphicFramePr>
+            <a:graphic xmlns:a="http://schemas.openxmlformats.org/drawingml/2006/main">
+              <a:graphicData uri="http://schemas.openxmlformats.org/drawingml/2006/picture">
+                <pic:pic xmlns:pic="http://schemas.openxmlformats.org/drawingml/2006/picture">
+                  <pic:nvPicPr>
+                    <pic:cNvPr id="1464301780" name=""/>
+                    <pic:cNvPicPr/>
+                  </pic:nvPicPr>
+                  <pic:blipFill>
+                    <a:blip r:embed="rId14"/>
+                    <a:stretch>
+                      <a:fillRect/>
+                    </a:stretch>
+                  </pic:blipFill>
+                  <pic:spPr>
+                    <a:xfrm>
+                      <a:off x="0" y="0"/>
+                      <a:ext cx="3802474" cy="2751248"/>
+                    </a:xfrm>
+                    <a:prstGeom prst="rect">
+                      <a:avLst/>
+                    </a:prstGeom>
+                  </pic:spPr>
+                </pic:pic>
+              </a:graphicData>
+            </a:graphic>
+          </wp:inline>
+        </w:drawing>
+      </w:r>
     </w:p>
     <w:p>
       <w:pPr>
@@ -831,6 +955,7 @@
         <w:rPr>
           <w:b/>
           <w:bCs/>
+          <w:u w:val="single"/>
         </w:rPr>
       </w:pPr>
       <w:r>
@@ -922,6 +1047,7 @@
           <w:b/>
           <w:bCs/>
         </w:rPr>
+        <w:lastRenderedPageBreak/>
         <w:t>Duración estimada:</w:t>
       </w:r>
       <w:r>
@@ -1033,7 +1159,6 @@
     </w:p>
     <w:p>
       <w:r>
-        <w:lastRenderedPageBreak/>
         <w:t>Diseñar un flujo de juego con pantallas de inicio, juego y “</w:t>
       </w:r>
       <w:proofErr w:type="spellStart"/>

--- a/PC2_documentacion.docx
+++ b/PC2_documentacion.docx
@@ -1,6 +1,6 @@
 
 <file path=word/document.xml><?xml version="1.0" encoding="utf-8"?>
-<w:document xmlns:wpc="http://schemas.microsoft.com/office/word/2010/wordprocessingCanvas" xmlns:cx="http://schemas.microsoft.com/office/drawing/2014/chartex" xmlns:cx1="http://schemas.microsoft.com/office/drawing/2015/9/8/chartex" xmlns:cx2="http://schemas.microsoft.com/office/drawing/2015/10/21/chartex" xmlns:cx3="http://schemas.microsoft.com/office/drawing/2016/5/9/chartex" xmlns:cx4="http://schemas.microsoft.com/office/drawing/2016/5/10/chartex" xmlns:cx5="http://schemas.microsoft.com/office/drawing/2016/5/11/chartex" xmlns:cx6="http://schemas.microsoft.com/office/drawing/2016/5/12/chartex" xmlns:cx7="http://schemas.microsoft.com/office/drawing/2016/5/13/chartex" xmlns:cx8="http://schemas.microsoft.com/office/drawing/2016/5/14/chartex" xmlns:mc="http://schemas.openxmlformats.org/markup-compatibility/2006" xmlns:aink="http://schemas.microsoft.com/office/drawing/2016/ink" xmlns:am3d="http://schemas.microsoft.com/office/drawing/2017/model3d" xmlns:o="urn:schemas-microsoft-com:office:office" xmlns:oel="http://schemas.microsoft.com/office/2019/extlst" xmlns:r="http://schemas.openxmlformats.org/officeDocument/2006/relationships" xmlns:m="http://schemas.openxmlformats.org/officeDocument/2006/math" xmlns:v="urn:schemas-microsoft-com:vml" xmlns:wp14="http://schemas.microsoft.com/office/word/2010/wordprocessingDrawing" xmlns:wp="http://schemas.openxmlformats.org/drawingml/2006/wordprocessingDrawing" xmlns:w10="urn:schemas-microsoft-com:office:word" xmlns:w="http://schemas.openxmlformats.org/wordprocessingml/2006/main" xmlns:w14="http://schemas.microsoft.com/office/word/2010/wordml" xmlns:w15="http://schemas.microsoft.com/office/word/2012/wordml" xmlns:w16cex="http://schemas.microsoft.com/office/word/2018/wordml/cex" xmlns:w16cid="http://schemas.microsoft.com/office/word/2016/wordml/cid" xmlns:w16="http://schemas.microsoft.com/office/word/2018/wordml" xmlns:w16du="http://schemas.microsoft.com/office/word/2023/wordml/word16du" xmlns:w16sdtdh="http://schemas.microsoft.com/office/word/2020/wordml/sdtdatahash" xmlns:w16sdtfl="http://schemas.microsoft.com/office/word/2024/wordml/sdtformatlock" xmlns:w16se="http://schemas.microsoft.com/office/word/2015/wordml/symex" xmlns:wpg="http://schemas.microsoft.com/office/word/2010/wordprocessingGroup" xmlns:wpi="http://schemas.microsoft.com/office/word/2010/wordprocessingInk" xmlns:wne="http://schemas.microsoft.com/office/word/2006/wordml" xmlns:wps="http://schemas.microsoft.com/office/word/2010/wordprocessingShape" mc:Ignorable="w14 w15 w16se w16cid w16 w16cex w16sdtdh w16sdtfl w16du wp14">
+<w:document xmlns:wpc="http://schemas.microsoft.com/office/word/2010/wordprocessingCanvas" xmlns:cx="http://schemas.microsoft.com/office/drawing/2014/chartex" xmlns:mc="http://schemas.openxmlformats.org/markup-compatibility/2006" xmlns:o="urn:schemas-microsoft-com:office:office" xmlns:r="http://schemas.openxmlformats.org/officeDocument/2006/relationships" xmlns:m="http://schemas.openxmlformats.org/officeDocument/2006/math" xmlns:v="urn:schemas-microsoft-com:vml" xmlns:wp14="http://schemas.microsoft.com/office/word/2010/wordprocessingDrawing" xmlns:wp="http://schemas.openxmlformats.org/drawingml/2006/wordprocessingDrawing" xmlns:w10="urn:schemas-microsoft-com:office:word" xmlns:w="http://schemas.openxmlformats.org/wordprocessingml/2006/main" xmlns:w14="http://schemas.microsoft.com/office/word/2010/wordml" xmlns:w15="http://schemas.microsoft.com/office/word/2012/wordml" xmlns:w16se="http://schemas.microsoft.com/office/word/2015/wordml/symex" xmlns:wpg="http://schemas.microsoft.com/office/word/2010/wordprocessingGroup" xmlns:wpi="http://schemas.microsoft.com/office/word/2010/wordprocessingInk" xmlns:wne="http://schemas.microsoft.com/office/word/2006/wordml" xmlns:wps="http://schemas.microsoft.com/office/word/2010/wordprocessingShape" mc:Ignorable="w14 w15 w16se wp14">
   <w:body>
     <w:p>
       <w:pPr>
@@ -84,7 +84,7 @@
           <w:b/>
           <w:bCs/>
         </w:rPr>
-        <w:t xml:space="preserve"> Patrón Singleton (</w:t>
+        <w:t xml:space="preserve"> Patrón </w:t>
       </w:r>
       <w:proofErr w:type="spellStart"/>
       <w:r>
@@ -92,6 +92,22 @@
           <w:b/>
           <w:bCs/>
         </w:rPr>
+        <w:t>Singleton</w:t>
+      </w:r>
+      <w:proofErr w:type="spellEnd"/>
+      <w:r>
+        <w:rPr>
+          <w:b/>
+          <w:bCs/>
+        </w:rPr>
+        <w:t xml:space="preserve"> (</w:t>
+      </w:r>
+      <w:proofErr w:type="spellStart"/>
+      <w:r>
+        <w:rPr>
+          <w:b/>
+          <w:bCs/>
+        </w:rPr>
         <w:t>Autoload</w:t>
       </w:r>
       <w:proofErr w:type="spellEnd"/>
@@ -147,6 +163,8 @@
         <w:rPr>
           <w:b/>
           <w:bCs/>
+          <w:noProof/>
+          <w:lang w:eastAsia="es-PE"/>
         </w:rPr>
         <w:drawing>
           <wp:inline distT="0" distB="0" distL="0" distR="0" wp14:anchorId="3B9125A4" wp14:editId="2B558FD6">
@@ -223,10 +241,18 @@
     </w:p>
     <w:p>
       <w:r>
-        <w:t xml:space="preserve">Permite la comunicación desacoplada mediante señales centralizadas. En lugar de que el jugador conozca directamente al HUD, el jugador emite un evento al Singleton </w:t>
+        <w:t xml:space="preserve">Permite la comunicación desacoplada mediante señales centralizadas. En lugar de que el jugador conozca directamente al HUD, el jugador emite un evento al </w:t>
       </w:r>
       <w:proofErr w:type="spellStart"/>
       <w:r>
+        <w:t>Singleton</w:t>
+      </w:r>
+      <w:proofErr w:type="spellEnd"/>
+      <w:r>
+        <w:t xml:space="preserve"> </w:t>
+      </w:r>
+      <w:proofErr w:type="spellStart"/>
+      <w:r>
         <w:t>Events</w:t>
       </w:r>
       <w:proofErr w:type="spellEnd"/>
@@ -265,6 +291,8 @@
         <w:rPr>
           <w:b/>
           <w:bCs/>
+          <w:noProof/>
+          <w:lang w:eastAsia="es-PE"/>
         </w:rPr>
         <w:drawing>
           <wp:inline distT="0" distB="0" distL="0" distR="0" wp14:anchorId="397EC2A4" wp14:editId="09EF3A6C">
@@ -319,6 +347,8 @@
         <w:rPr>
           <w:b/>
           <w:bCs/>
+          <w:noProof/>
+          <w:lang w:eastAsia="es-PE"/>
         </w:rPr>
         <w:drawing>
           <wp:inline distT="0" distB="0" distL="0" distR="0" wp14:anchorId="73039C96" wp14:editId="6F713A31">
@@ -414,6 +444,8 @@
         <w:rPr>
           <w:b/>
           <w:bCs/>
+          <w:noProof/>
+          <w:lang w:eastAsia="es-PE"/>
         </w:rPr>
         <w:drawing>
           <wp:inline distT="0" distB="0" distL="0" distR="0" wp14:anchorId="5D44C95E" wp14:editId="1BF81C87">
@@ -472,23 +504,25 @@
           <w:b/>
           <w:bCs/>
         </w:rPr>
+        <w:t>Gráficos UML de Arquitectura</w:t>
+      </w:r>
+    </w:p>
+    <w:p>
+      <w:pPr>
+        <w:jc w:val="center"/>
+        <w:rPr>
+          <w:b/>
+          <w:bCs/>
+        </w:rPr>
+      </w:pPr>
+      <w:r>
+        <w:rPr>
+          <w:b/>
+          <w:bCs/>
+          <w:noProof/>
+          <w:lang w:eastAsia="es-PE"/>
+        </w:rPr>
         <w:lastRenderedPageBreak/>
-        <w:t>Gráficos UML de Arquitectura</w:t>
-      </w:r>
-    </w:p>
-    <w:p>
-      <w:pPr>
-        <w:jc w:val="center"/>
-        <w:rPr>
-          <w:b/>
-          <w:bCs/>
-        </w:rPr>
-      </w:pPr>
-      <w:r>
-        <w:rPr>
-          <w:b/>
-          <w:bCs/>
-        </w:rPr>
         <w:drawing>
           <wp:inline distT="0" distB="0" distL="0" distR="0" wp14:anchorId="4A9012E7" wp14:editId="22B77EAA">
             <wp:extent cx="3391786" cy="2888043"/>
@@ -548,13 +582,7 @@
     </w:p>
     <w:p>
       <w:r>
-        <w:t xml:space="preserve">En el script </w:t>
-      </w:r>
-      <w:r>
-        <w:t>globals.gd</w:t>
-      </w:r>
-      <w:r>
-        <w:t xml:space="preserve"> modificar el valor de </w:t>
+        <w:t xml:space="preserve">En el script globals.gd modificar el valor de </w:t>
       </w:r>
       <w:proofErr w:type="spellStart"/>
       <w:r>
@@ -576,6 +604,8 @@
         <w:rPr>
           <w:b/>
           <w:bCs/>
+          <w:noProof/>
+          <w:lang w:eastAsia="es-PE"/>
         </w:rPr>
         <w:drawing>
           <wp:inline distT="0" distB="0" distL="0" distR="0" wp14:anchorId="1316D3E7" wp14:editId="6AF85B14">
@@ -632,6 +662,8 @@
         <w:rPr>
           <w:b/>
           <w:bCs/>
+          <w:noProof/>
+          <w:lang w:eastAsia="es-PE"/>
         </w:rPr>
         <w:drawing>
           <wp:inline distT="0" distB="0" distL="0" distR="0" wp14:anchorId="6AE2FDF2" wp14:editId="12233BA0">
@@ -720,6 +752,10 @@
     </w:p>
     <w:p>
       <w:r>
+        <w:rPr>
+          <w:noProof/>
+          <w:lang w:eastAsia="es-PE"/>
+        </w:rPr>
         <w:lastRenderedPageBreak/>
         <w:drawing>
           <wp:inline distT="0" distB="0" distL="0" distR="0" wp14:anchorId="732377A5" wp14:editId="605715B6">
@@ -770,23 +806,7 @@
           <w:b/>
           <w:bCs/>
         </w:rPr>
-        <w:t xml:space="preserve">2. Efecto Visual: Partículas de Explosión </w:t>
-      </w:r>
-      <w:proofErr w:type="gramStart"/>
-      <w:r>
-        <w:rPr>
-          <w:b/>
-          <w:bCs/>
-        </w:rPr>
-        <w:t>Pixel</w:t>
-      </w:r>
-      <w:proofErr w:type="gramEnd"/>
-      <w:r>
-        <w:rPr>
-          <w:b/>
-          <w:bCs/>
-        </w:rPr>
-        <w:t>-Art al Morir</w:t>
+        <w:t>2. Efecto Visual: Partículas de Explosión Pixel-Art al Morir</w:t>
       </w:r>
     </w:p>
     <w:p>
@@ -797,14 +817,15 @@
     <w:p>
       <w:pPr>
         <w:rPr>
-          <w:b/>
-          <w:bCs/>
-        </w:rPr>
-      </w:pPr>
-      <w:r>
-        <w:rPr>
-          <w:b/>
-          <w:bCs/>
+          <w:noProof/>
+        </w:rPr>
+      </w:pPr>
+      <w:r>
+        <w:rPr>
+          <w:b/>
+          <w:bCs/>
+          <w:noProof/>
+          <w:lang w:eastAsia="es-PE"/>
         </w:rPr>
         <w:drawing>
           <wp:inline distT="0" distB="0" distL="0" distR="0" wp14:anchorId="40799F84" wp14:editId="0CA5A880">
@@ -852,6 +873,8 @@
         <w:rPr>
           <w:b/>
           <w:bCs/>
+          <w:noProof/>
+          <w:lang w:eastAsia="es-PE"/>
         </w:rPr>
         <w:drawing>
           <wp:inline distT="0" distB="0" distL="0" distR="0" wp14:anchorId="13DCAEC3" wp14:editId="4BD986C2">
@@ -892,6 +915,55 @@
     </w:p>
     <w:p>
       <w:pPr>
+        <w:rPr>
+          <w:b/>
+          <w:bCs/>
+        </w:rPr>
+      </w:pPr>
+      <w:r>
+        <w:rPr>
+          <w:b/>
+          <w:bCs/>
+        </w:rPr>
+        <w:drawing>
+          <wp:inline distT="0" distB="0" distL="0" distR="0" wp14:anchorId="27CE29ED" wp14:editId="007C99B5">
+            <wp:extent cx="2590800" cy="2380586"/>
+            <wp:effectExtent l="0" t="0" r="0" b="1270"/>
+            <wp:docPr id="1" name="Imagen 1"/>
+            <wp:cNvGraphicFramePr>
+              <a:graphicFrameLocks xmlns:a="http://schemas.openxmlformats.org/drawingml/2006/main" noChangeAspect="1"/>
+            </wp:cNvGraphicFramePr>
+            <a:graphic xmlns:a="http://schemas.openxmlformats.org/drawingml/2006/main">
+              <a:graphicData uri="http://schemas.openxmlformats.org/drawingml/2006/picture">
+                <pic:pic xmlns:pic="http://schemas.openxmlformats.org/drawingml/2006/picture">
+                  <pic:nvPicPr>
+                    <pic:cNvPr id="1" name=""/>
+                    <pic:cNvPicPr/>
+                  </pic:nvPicPr>
+                  <pic:blipFill>
+                    <a:blip r:embed="rId15"/>
+                    <a:stretch>
+                      <a:fillRect/>
+                    </a:stretch>
+                  </pic:blipFill>
+                  <pic:spPr>
+                    <a:xfrm>
+                      <a:off x="0" y="0"/>
+                      <a:ext cx="2604468" cy="2393145"/>
+                    </a:xfrm>
+                    <a:prstGeom prst="rect">
+                      <a:avLst/>
+                    </a:prstGeom>
+                  </pic:spPr>
+                </pic:pic>
+              </a:graphicData>
+            </a:graphic>
+          </wp:inline>
+        </w:drawing>
+      </w:r>
+    </w:p>
+    <w:p>
+      <w:pPr>
         <w:pStyle w:val="Prrafodelista"/>
         <w:numPr>
           <w:ilvl w:val="0"/>
@@ -907,7 +979,213 @@
           <w:b/>
           <w:bCs/>
         </w:rPr>
+        <w:lastRenderedPageBreak/>
         <w:t>Añadir Menú de Entrada y Salida </w:t>
+      </w:r>
+    </w:p>
+    <w:p>
+      <w:pPr>
+        <w:rPr>
+          <w:b/>
+          <w:bCs/>
+        </w:rPr>
+      </w:pPr>
+      <w:r>
+        <w:rPr>
+          <w:b/>
+          <w:bCs/>
+        </w:rPr>
+        <w:t>Estructura de nodos del menú</w:t>
+      </w:r>
+    </w:p>
+    <w:p>
+      <w:pPr>
+        <w:rPr>
+          <w:b/>
+          <w:bCs/>
+        </w:rPr>
+      </w:pPr>
+      <w:r>
+        <w:rPr>
+          <w:b/>
+          <w:bCs/>
+        </w:rPr>
+        <w:drawing>
+          <wp:inline distT="0" distB="0" distL="0" distR="0" wp14:anchorId="003668AA" wp14:editId="4259F5AF">
+            <wp:extent cx="2172003" cy="1495634"/>
+            <wp:effectExtent l="0" t="0" r="0" b="9525"/>
+            <wp:docPr id="2" name="Imagen 2"/>
+            <wp:cNvGraphicFramePr>
+              <a:graphicFrameLocks xmlns:a="http://schemas.openxmlformats.org/drawingml/2006/main" noChangeAspect="1"/>
+            </wp:cNvGraphicFramePr>
+            <a:graphic xmlns:a="http://schemas.openxmlformats.org/drawingml/2006/main">
+              <a:graphicData uri="http://schemas.openxmlformats.org/drawingml/2006/picture">
+                <pic:pic xmlns:pic="http://schemas.openxmlformats.org/drawingml/2006/picture">
+                  <pic:nvPicPr>
+                    <pic:cNvPr id="1" name=""/>
+                    <pic:cNvPicPr/>
+                  </pic:nvPicPr>
+                  <pic:blipFill>
+                    <a:blip r:embed="rId16"/>
+                    <a:stretch>
+                      <a:fillRect/>
+                    </a:stretch>
+                  </pic:blipFill>
+                  <pic:spPr>
+                    <a:xfrm>
+                      <a:off x="0" y="0"/>
+                      <a:ext cx="2172003" cy="1495634"/>
+                    </a:xfrm>
+                    <a:prstGeom prst="rect">
+                      <a:avLst/>
+                    </a:prstGeom>
+                  </pic:spPr>
+                </pic:pic>
+              </a:graphicData>
+            </a:graphic>
+          </wp:inline>
+        </w:drawing>
+      </w:r>
+      <w:r>
+        <w:rPr>
+          <w:b/>
+          <w:bCs/>
+        </w:rPr>
+        <w:drawing>
+          <wp:inline distT="0" distB="0" distL="0" distR="0" wp14:anchorId="7A6E6FCD" wp14:editId="61565940">
+            <wp:extent cx="2438400" cy="2295489"/>
+            <wp:effectExtent l="0" t="0" r="0" b="0"/>
+            <wp:docPr id="3" name="Imagen 3"/>
+            <wp:cNvGraphicFramePr>
+              <a:graphicFrameLocks xmlns:a="http://schemas.openxmlformats.org/drawingml/2006/main" noChangeAspect="1"/>
+            </wp:cNvGraphicFramePr>
+            <a:graphic xmlns:a="http://schemas.openxmlformats.org/drawingml/2006/main">
+              <a:graphicData uri="http://schemas.openxmlformats.org/drawingml/2006/picture">
+                <pic:pic xmlns:pic="http://schemas.openxmlformats.org/drawingml/2006/picture">
+                  <pic:nvPicPr>
+                    <pic:cNvPr id="1" name=""/>
+                    <pic:cNvPicPr/>
+                  </pic:nvPicPr>
+                  <pic:blipFill>
+                    <a:blip r:embed="rId17"/>
+                    <a:stretch>
+                      <a:fillRect/>
+                    </a:stretch>
+                  </pic:blipFill>
+                  <pic:spPr>
+                    <a:xfrm>
+                      <a:off x="0" y="0"/>
+                      <a:ext cx="2480652" cy="2335264"/>
+                    </a:xfrm>
+                    <a:prstGeom prst="rect">
+                      <a:avLst/>
+                    </a:prstGeom>
+                  </pic:spPr>
+                </pic:pic>
+              </a:graphicData>
+            </a:graphic>
+          </wp:inline>
+        </w:drawing>
+      </w:r>
+    </w:p>
+    <w:p>
+      <w:pPr>
+        <w:rPr>
+          <w:b/>
+          <w:bCs/>
+        </w:rPr>
+      </w:pPr>
+      <w:r>
+        <w:rPr>
+          <w:b/>
+          <w:bCs/>
+        </w:rPr>
+        <w:drawing>
+          <wp:inline distT="0" distB="0" distL="0" distR="0" wp14:anchorId="2B695849" wp14:editId="43D0ACED">
+            <wp:extent cx="4743450" cy="2760505"/>
+            <wp:effectExtent l="0" t="0" r="0" b="1905"/>
+            <wp:docPr id="7" name="Imagen 7"/>
+            <wp:cNvGraphicFramePr>
+              <a:graphicFrameLocks xmlns:a="http://schemas.openxmlformats.org/drawingml/2006/main" noChangeAspect="1"/>
+            </wp:cNvGraphicFramePr>
+            <a:graphic xmlns:a="http://schemas.openxmlformats.org/drawingml/2006/main">
+              <a:graphicData uri="http://schemas.openxmlformats.org/drawingml/2006/picture">
+                <pic:pic xmlns:pic="http://schemas.openxmlformats.org/drawingml/2006/picture">
+                  <pic:nvPicPr>
+                    <pic:cNvPr id="1" name=""/>
+                    <pic:cNvPicPr/>
+                  </pic:nvPicPr>
+                  <pic:blipFill>
+                    <a:blip r:embed="rId18"/>
+                    <a:stretch>
+                      <a:fillRect/>
+                    </a:stretch>
+                  </pic:blipFill>
+                  <pic:spPr>
+                    <a:xfrm>
+                      <a:off x="0" y="0"/>
+                      <a:ext cx="4746251" cy="2762135"/>
+                    </a:xfrm>
+                    <a:prstGeom prst="rect">
+                      <a:avLst/>
+                    </a:prstGeom>
+                  </pic:spPr>
+                </pic:pic>
+              </a:graphicData>
+            </a:graphic>
+          </wp:inline>
+        </w:drawing>
+      </w:r>
+      <w:bookmarkStart w:id="0" w:name="_GoBack"/>
+      <w:bookmarkEnd w:id="0"/>
+    </w:p>
+    <w:p>
+      <w:pPr>
+        <w:rPr>
+          <w:b/>
+          <w:bCs/>
+        </w:rPr>
+      </w:pPr>
+      <w:r>
+        <w:rPr>
+          <w:b/>
+          <w:bCs/>
+        </w:rPr>
+        <w:drawing>
+          <wp:inline distT="0" distB="0" distL="0" distR="0" wp14:anchorId="365224DD" wp14:editId="67E13FD6">
+            <wp:extent cx="3790950" cy="1871848"/>
+            <wp:effectExtent l="0" t="0" r="0" b="0"/>
+            <wp:docPr id="6" name="Imagen 6"/>
+            <wp:cNvGraphicFramePr>
+              <a:graphicFrameLocks xmlns:a="http://schemas.openxmlformats.org/drawingml/2006/main" noChangeAspect="1"/>
+            </wp:cNvGraphicFramePr>
+            <a:graphic xmlns:a="http://schemas.openxmlformats.org/drawingml/2006/main">
+              <a:graphicData uri="http://schemas.openxmlformats.org/drawingml/2006/picture">
+                <pic:pic xmlns:pic="http://schemas.openxmlformats.org/drawingml/2006/picture">
+                  <pic:nvPicPr>
+                    <pic:cNvPr id="1" name=""/>
+                    <pic:cNvPicPr/>
+                  </pic:nvPicPr>
+                  <pic:blipFill>
+                    <a:blip r:embed="rId19"/>
+                    <a:stretch>
+                      <a:fillRect/>
+                    </a:stretch>
+                  </pic:blipFill>
+                  <pic:spPr>
+                    <a:xfrm>
+                      <a:off x="0" y="0"/>
+                      <a:ext cx="3799851" cy="1876243"/>
+                    </a:xfrm>
+                    <a:prstGeom prst="rect">
+                      <a:avLst/>
+                    </a:prstGeom>
+                  </pic:spPr>
+                </pic:pic>
+              </a:graphicData>
+            </a:graphic>
+          </wp:inline>
+        </w:drawing>
       </w:r>
     </w:p>
     <w:p>
@@ -963,6 +1241,7 @@
           <w:b/>
           <w:bCs/>
         </w:rPr>
+        <w:lastRenderedPageBreak/>
         <w:t>VIDEOJUEGO: “SPACE INVADERS” EN GODOT </w:t>
       </w:r>
     </w:p>
@@ -1004,19 +1283,28 @@
       <w:r>
         <w:t> Implementación de un videojuego 2D tipo </w:t>
       </w:r>
+      <w:proofErr w:type="spellStart"/>
       <w:r>
         <w:rPr>
           <w:i/>
           <w:iCs/>
         </w:rPr>
-        <w:t xml:space="preserve">Space </w:t>
-      </w:r>
-      <w:proofErr w:type="spellStart"/>
+        <w:t>Space</w:t>
+      </w:r>
+      <w:proofErr w:type="spellEnd"/>
       <w:r>
         <w:rPr>
           <w:i/>
           <w:iCs/>
         </w:rPr>
+        <w:t xml:space="preserve"> </w:t>
+      </w:r>
+      <w:proofErr w:type="spellStart"/>
+      <w:r>
+        <w:rPr>
+          <w:i/>
+          <w:iCs/>
+        </w:rPr>
         <w:t>Invaders</w:t>
       </w:r>
       <w:proofErr w:type="spellEnd"/>
@@ -1047,7 +1335,6 @@
           <w:b/>
           <w:bCs/>
         </w:rPr>
-        <w:lastRenderedPageBreak/>
         <w:t>Duración estimada:</w:t>
       </w:r>
       <w:r>
@@ -1069,7 +1356,7 @@
     <w:p>
       <w:r>
         <w:pict w14:anchorId="62C756EB">
-          <v:rect id="_x0000_i1031" style="width:0;height:0" o:hralign="center" o:hrstd="t" o:hr="t" fillcolor="#a0a0a0" stroked="f"/>
+          <v:rect id="_x0000_i1025" style="width:0;height:0" o:hralign="center" o:hrstd="t" o:hr="t" fillcolor="#a0a0a0" stroked="f"/>
         </w:pict>
       </w:r>
     </w:p>
@@ -1167,7 +1454,15 @@
       </w:r>
       <w:proofErr w:type="spellEnd"/>
       <w:r>
-        <w:t xml:space="preserve"> Over”.</w:t>
+        <w:t xml:space="preserve"> </w:t>
+      </w:r>
+      <w:proofErr w:type="spellStart"/>
+      <w:r>
+        <w:t>Over</w:t>
+      </w:r>
+      <w:proofErr w:type="spellEnd"/>
+      <w:r>
+        <w:t>”.</w:t>
       </w:r>
     </w:p>
     <w:p>
@@ -1187,7 +1482,7 @@
 </file>
 
 <file path=word/numbering.xml><?xml version="1.0" encoding="utf-8"?>
-<w:numbering xmlns:wpc="http://schemas.microsoft.com/office/word/2010/wordprocessingCanvas" xmlns:cx="http://schemas.microsoft.com/office/drawing/2014/chartex" xmlns:cx1="http://schemas.microsoft.com/office/drawing/2015/9/8/chartex" xmlns:cx2="http://schemas.microsoft.com/office/drawing/2015/10/21/chartex" xmlns:cx3="http://schemas.microsoft.com/office/drawing/2016/5/9/chartex" xmlns:cx4="http://schemas.microsoft.com/office/drawing/2016/5/10/chartex" xmlns:cx5="http://schemas.microsoft.com/office/drawing/2016/5/11/chartex" xmlns:cx6="http://schemas.microsoft.com/office/drawing/2016/5/12/chartex" xmlns:cx7="http://schemas.microsoft.com/office/drawing/2016/5/13/chartex" xmlns:cx8="http://schemas.microsoft.com/office/drawing/2016/5/14/chartex" xmlns:mc="http://schemas.openxmlformats.org/markup-compatibility/2006" xmlns:aink="http://schemas.microsoft.com/office/drawing/2016/ink" xmlns:am3d="http://schemas.microsoft.com/office/drawing/2017/model3d" xmlns:o="urn:schemas-microsoft-com:office:office" xmlns:oel="http://schemas.microsoft.com/office/2019/extlst" xmlns:r="http://schemas.openxmlformats.org/officeDocument/2006/relationships" xmlns:m="http://schemas.openxmlformats.org/officeDocument/2006/math" xmlns:v="urn:schemas-microsoft-com:vml" xmlns:wp14="http://schemas.microsoft.com/office/word/2010/wordprocessingDrawing" xmlns:wp="http://schemas.openxmlformats.org/drawingml/2006/wordprocessingDrawing" xmlns:w10="urn:schemas-microsoft-com:office:word" xmlns:w="http://schemas.openxmlformats.org/wordprocessingml/2006/main" xmlns:w14="http://schemas.microsoft.com/office/word/2010/wordml" xmlns:w15="http://schemas.microsoft.com/office/word/2012/wordml" xmlns:w16cex="http://schemas.microsoft.com/office/word/2018/wordml/cex" xmlns:w16cid="http://schemas.microsoft.com/office/word/2016/wordml/cid" xmlns:w16="http://schemas.microsoft.com/office/word/2018/wordml" xmlns:w16du="http://schemas.microsoft.com/office/word/2023/wordml/word16du" xmlns:w16sdtdh="http://schemas.microsoft.com/office/word/2020/wordml/sdtdatahash" xmlns:w16sdtfl="http://schemas.microsoft.com/office/word/2024/wordml/sdtformatlock" xmlns:w16se="http://schemas.microsoft.com/office/word/2015/wordml/symex" xmlns:wpg="http://schemas.microsoft.com/office/word/2010/wordprocessingGroup" xmlns:wpi="http://schemas.microsoft.com/office/word/2010/wordprocessingInk" xmlns:wne="http://schemas.microsoft.com/office/word/2006/wordml" xmlns:wps="http://schemas.microsoft.com/office/word/2010/wordprocessingShape" mc:Ignorable="w14 w15 w16se w16cid w16 w16cex w16sdtdh w16sdtfl w16du wp14">
+<w:numbering xmlns:wpc="http://schemas.microsoft.com/office/word/2010/wordprocessingCanvas" xmlns:cx="http://schemas.microsoft.com/office/drawing/2014/chartex" xmlns:mc="http://schemas.openxmlformats.org/markup-compatibility/2006" xmlns:o="urn:schemas-microsoft-com:office:office" xmlns:r="http://schemas.openxmlformats.org/officeDocument/2006/relationships" xmlns:m="http://schemas.openxmlformats.org/officeDocument/2006/math" xmlns:v="urn:schemas-microsoft-com:vml" xmlns:wp14="http://schemas.microsoft.com/office/word/2010/wordprocessingDrawing" xmlns:wp="http://schemas.openxmlformats.org/drawingml/2006/wordprocessingDrawing" xmlns:w10="urn:schemas-microsoft-com:office:word" xmlns:w="http://schemas.openxmlformats.org/wordprocessingml/2006/main" xmlns:w14="http://schemas.microsoft.com/office/word/2010/wordml" xmlns:w15="http://schemas.microsoft.com/office/word/2012/wordml" xmlns:w16se="http://schemas.microsoft.com/office/word/2015/wordml/symex" xmlns:wpg="http://schemas.microsoft.com/office/word/2010/wordprocessingGroup" xmlns:wpi="http://schemas.microsoft.com/office/word/2010/wordprocessingInk" xmlns:wne="http://schemas.microsoft.com/office/word/2006/wordml" xmlns:wps="http://schemas.microsoft.com/office/word/2010/wordprocessingShape" mc:Ignorable="w14 w15 w16se wp14">
   <w:abstractNum w:abstractNumId="0" w15:restartNumberingAfterBreak="0">
     <w:nsid w:val="30877707"/>
     <w:multiLevelType w:val="multilevel"/>
@@ -1664,23 +1959,23 @@
       </w:rPr>
     </w:lvl>
   </w:abstractNum>
-  <w:num w:numId="1" w16cid:durableId="635110922">
+  <w:num w:numId="1">
     <w:abstractNumId w:val="2"/>
   </w:num>
-  <w:num w:numId="2" w16cid:durableId="740443209">
+  <w:num w:numId="2">
     <w:abstractNumId w:val="3"/>
   </w:num>
-  <w:num w:numId="3" w16cid:durableId="805852428">
+  <w:num w:numId="3">
     <w:abstractNumId w:val="1"/>
   </w:num>
-  <w:num w:numId="4" w16cid:durableId="710224188">
+  <w:num w:numId="4">
     <w:abstractNumId w:val="0"/>
   </w:num>
 </w:numbering>
 </file>
 
 <file path=word/styles.xml><?xml version="1.0" encoding="utf-8"?>
-<w:styles xmlns:mc="http://schemas.openxmlformats.org/markup-compatibility/2006" xmlns:r="http://schemas.openxmlformats.org/officeDocument/2006/relationships" xmlns:w="http://schemas.openxmlformats.org/wordprocessingml/2006/main" xmlns:w14="http://schemas.microsoft.com/office/word/2010/wordml" xmlns:w15="http://schemas.microsoft.com/office/word/2012/wordml" xmlns:w16cex="http://schemas.microsoft.com/office/word/2018/wordml/cex" xmlns:w16cid="http://schemas.microsoft.com/office/word/2016/wordml/cid" xmlns:w16="http://schemas.microsoft.com/office/word/2018/wordml" xmlns:w16du="http://schemas.microsoft.com/office/word/2023/wordml/word16du" xmlns:w16sdtdh="http://schemas.microsoft.com/office/word/2020/wordml/sdtdatahash" xmlns:w16sdtfl="http://schemas.microsoft.com/office/word/2024/wordml/sdtformatlock" xmlns:w16se="http://schemas.microsoft.com/office/word/2015/wordml/symex" mc:Ignorable="w14 w15 w16se w16cid w16 w16cex w16sdtdh w16sdtfl w16du">
+<w:styles xmlns:mc="http://schemas.openxmlformats.org/markup-compatibility/2006" xmlns:r="http://schemas.openxmlformats.org/officeDocument/2006/relationships" xmlns:w="http://schemas.openxmlformats.org/wordprocessingml/2006/main" xmlns:w14="http://schemas.microsoft.com/office/word/2010/wordml" xmlns:w15="http://schemas.microsoft.com/office/word/2012/wordml" xmlns:w16se="http://schemas.microsoft.com/office/word/2015/wordml/symex" mc:Ignorable="w14 w15 w16se">
   <w:docDefaults>
     <w:rPrDefault>
       <w:rPr>
@@ -1698,7 +1993,7 @@
       </w:pPr>
     </w:pPrDefault>
   </w:docDefaults>
-  <w:latentStyles w:defLockedState="0" w:defUIPriority="99" w:defSemiHidden="0" w:defUnhideWhenUsed="0" w:defQFormat="0" w:count="376">
+  <w:latentStyles w:defLockedState="0" w:defUIPriority="99" w:defSemiHidden="0" w:defUnhideWhenUsed="0" w:defQFormat="0" w:count="371">
     <w:lsdException w:name="Normal" w:uiPriority="0" w:qFormat="1"/>
     <w:lsdException w:name="heading 1" w:uiPriority="9" w:qFormat="1"/>
     <w:lsdException w:name="heading 2" w:semiHidden="1" w:uiPriority="9" w:unhideWhenUsed="1" w:qFormat="1"/>
@@ -2070,11 +2365,6 @@
     <w:lsdException w:name="List Table 5 Dark Accent 6" w:uiPriority="50"/>
     <w:lsdException w:name="List Table 6 Colorful Accent 6" w:uiPriority="51"/>
     <w:lsdException w:name="List Table 7 Colorful Accent 6" w:uiPriority="52"/>
-    <w:lsdException w:name="Mention" w:semiHidden="1" w:unhideWhenUsed="1"/>
-    <w:lsdException w:name="Smart Hyperlink" w:semiHidden="1" w:unhideWhenUsed="1"/>
-    <w:lsdException w:name="Hashtag" w:semiHidden="1" w:unhideWhenUsed="1"/>
-    <w:lsdException w:name="Unresolved Mention" w:semiHidden="1" w:unhideWhenUsed="1"/>
-    <w:lsdException w:name="Smart Link" w:semiHidden="1" w:unhideWhenUsed="1"/>
   </w:latentStyles>
   <w:style w:type="paragraph" w:default="1" w:styleId="Normal">
     <w:name w:val="Normal"/>
@@ -2282,6 +2572,7 @@
   <w:style w:type="character" w:default="1" w:styleId="Fuentedeprrafopredeter">
     <w:name w:val="Default Paragraph Font"/>
     <w:uiPriority w:val="1"/>
+    <w:semiHidden/>
     <w:unhideWhenUsed/>
   </w:style>
   <w:style w:type="table" w:default="1" w:styleId="Tablanormal">

--- a/PC2_documentacion.docx
+++ b/PC2_documentacion.docx
@@ -1136,8 +1136,6 @@
           </wp:inline>
         </w:drawing>
       </w:r>
-      <w:bookmarkStart w:id="0" w:name="_GoBack"/>
-      <w:bookmarkEnd w:id="0"/>
     </w:p>
     <w:p>
       <w:pPr>
@@ -1190,6 +1188,38 @@
     </w:p>
     <w:p>
       <w:pPr>
+        <w:rPr>
+          <w:b/>
+          <w:bCs/>
+        </w:rPr>
+      </w:pPr>
+    </w:p>
+    <w:p>
+      <w:pPr>
+        <w:rPr>
+          <w:b/>
+          <w:bCs/>
+        </w:rPr>
+      </w:pPr>
+    </w:p>
+    <w:p>
+      <w:pPr>
+        <w:rPr>
+          <w:b/>
+          <w:bCs/>
+        </w:rPr>
+      </w:pPr>
+    </w:p>
+    <w:p>
+      <w:pPr>
+        <w:rPr>
+          <w:b/>
+          <w:bCs/>
+        </w:rPr>
+      </w:pPr>
+    </w:p>
+    <w:p>
+      <w:pPr>
         <w:pStyle w:val="Prrafodelista"/>
         <w:numPr>
           <w:ilvl w:val="0"/>
@@ -1205,6 +1235,7 @@
           <w:b/>
           <w:bCs/>
         </w:rPr>
+        <w:lastRenderedPageBreak/>
         <w:t>Agregar Música de Fondo y sonidos</w:t>
       </w:r>
     </w:p>
@@ -1220,8 +1251,270 @@
           <w:b/>
           <w:bCs/>
         </w:rPr>
-        <w:t>Fundamente sus respuestas y explicaciones con conceptos de patrones de diseño y elementos básicos del diseño con tres ejemplos gráficos UML y código.</w:t>
-      </w:r>
+        <w:drawing>
+          <wp:inline distT="0" distB="0" distL="0" distR="0" wp14:anchorId="5DDDA59C" wp14:editId="1B273DA5">
+            <wp:extent cx="2076740" cy="1124107"/>
+            <wp:effectExtent l="0" t="0" r="0" b="0"/>
+            <wp:docPr id="10" name="Imagen 10"/>
+            <wp:cNvGraphicFramePr>
+              <a:graphicFrameLocks xmlns:a="http://schemas.openxmlformats.org/drawingml/2006/main" noChangeAspect="1"/>
+            </wp:cNvGraphicFramePr>
+            <a:graphic xmlns:a="http://schemas.openxmlformats.org/drawingml/2006/main">
+              <a:graphicData uri="http://schemas.openxmlformats.org/drawingml/2006/picture">
+                <pic:pic xmlns:pic="http://schemas.openxmlformats.org/drawingml/2006/picture">
+                  <pic:nvPicPr>
+                    <pic:cNvPr id="1" name=""/>
+                    <pic:cNvPicPr/>
+                  </pic:nvPicPr>
+                  <pic:blipFill>
+                    <a:blip r:embed="rId20"/>
+                    <a:stretch>
+                      <a:fillRect/>
+                    </a:stretch>
+                  </pic:blipFill>
+                  <pic:spPr>
+                    <a:xfrm>
+                      <a:off x="0" y="0"/>
+                      <a:ext cx="2076740" cy="1124107"/>
+                    </a:xfrm>
+                    <a:prstGeom prst="rect">
+                      <a:avLst/>
+                    </a:prstGeom>
+                  </pic:spPr>
+                </pic:pic>
+              </a:graphicData>
+            </a:graphic>
+          </wp:inline>
+        </w:drawing>
+      </w:r>
+      <w:r>
+        <w:rPr>
+          <w:b/>
+          <w:bCs/>
+        </w:rPr>
+        <w:drawing>
+          <wp:inline distT="0" distB="0" distL="0" distR="0" wp14:anchorId="10D2967D" wp14:editId="79E3F2CD">
+            <wp:extent cx="2143424" cy="1752845"/>
+            <wp:effectExtent l="0" t="0" r="0" b="0"/>
+            <wp:docPr id="8" name="Imagen 8"/>
+            <wp:cNvGraphicFramePr>
+              <a:graphicFrameLocks xmlns:a="http://schemas.openxmlformats.org/drawingml/2006/main" noChangeAspect="1"/>
+            </wp:cNvGraphicFramePr>
+            <a:graphic xmlns:a="http://schemas.openxmlformats.org/drawingml/2006/main">
+              <a:graphicData uri="http://schemas.openxmlformats.org/drawingml/2006/picture">
+                <pic:pic xmlns:pic="http://schemas.openxmlformats.org/drawingml/2006/picture">
+                  <pic:nvPicPr>
+                    <pic:cNvPr id="1" name=""/>
+                    <pic:cNvPicPr/>
+                  </pic:nvPicPr>
+                  <pic:blipFill>
+                    <a:blip r:embed="rId21"/>
+                    <a:stretch>
+                      <a:fillRect/>
+                    </a:stretch>
+                  </pic:blipFill>
+                  <pic:spPr>
+                    <a:xfrm>
+                      <a:off x="0" y="0"/>
+                      <a:ext cx="2143424" cy="1752845"/>
+                    </a:xfrm>
+                    <a:prstGeom prst="rect">
+                      <a:avLst/>
+                    </a:prstGeom>
+                  </pic:spPr>
+                </pic:pic>
+              </a:graphicData>
+            </a:graphic>
+          </wp:inline>
+        </w:drawing>
+      </w:r>
+      <w:bookmarkStart w:id="0" w:name="_GoBack"/>
+      <w:bookmarkEnd w:id="0"/>
+      <w:r>
+        <w:rPr>
+          <w:b/>
+          <w:bCs/>
+        </w:rPr>
+        <w:drawing>
+          <wp:inline distT="0" distB="0" distL="0" distR="0" wp14:anchorId="7ABB8029" wp14:editId="0BF6AF52">
+            <wp:extent cx="3238500" cy="1626290"/>
+            <wp:effectExtent l="0" t="0" r="0" b="0"/>
+            <wp:docPr id="14" name="Imagen 14"/>
+            <wp:cNvGraphicFramePr>
+              <a:graphicFrameLocks xmlns:a="http://schemas.openxmlformats.org/drawingml/2006/main" noChangeAspect="1"/>
+            </wp:cNvGraphicFramePr>
+            <a:graphic xmlns:a="http://schemas.openxmlformats.org/drawingml/2006/main">
+              <a:graphicData uri="http://schemas.openxmlformats.org/drawingml/2006/picture">
+                <pic:pic xmlns:pic="http://schemas.openxmlformats.org/drawingml/2006/picture">
+                  <pic:nvPicPr>
+                    <pic:cNvPr id="1" name=""/>
+                    <pic:cNvPicPr/>
+                  </pic:nvPicPr>
+                  <pic:blipFill>
+                    <a:blip r:embed="rId22"/>
+                    <a:stretch>
+                      <a:fillRect/>
+                    </a:stretch>
+                  </pic:blipFill>
+                  <pic:spPr>
+                    <a:xfrm>
+                      <a:off x="0" y="0"/>
+                      <a:ext cx="3250397" cy="1632264"/>
+                    </a:xfrm>
+                    <a:prstGeom prst="rect">
+                      <a:avLst/>
+                    </a:prstGeom>
+                  </pic:spPr>
+                </pic:pic>
+              </a:graphicData>
+            </a:graphic>
+          </wp:inline>
+        </w:drawing>
+      </w:r>
+      <w:r>
+        <w:drawing>
+          <wp:inline distT="0" distB="0" distL="0" distR="0" wp14:anchorId="0EAE4696" wp14:editId="76985100">
+            <wp:extent cx="1905000" cy="1214120"/>
+            <wp:effectExtent l="0" t="0" r="0" b="5080"/>
+            <wp:docPr id="12" name="Imagen 12"/>
+            <wp:cNvGraphicFramePr>
+              <a:graphicFrameLocks xmlns:a="http://schemas.openxmlformats.org/drawingml/2006/main" noChangeAspect="1"/>
+            </wp:cNvGraphicFramePr>
+            <a:graphic xmlns:a="http://schemas.openxmlformats.org/drawingml/2006/main">
+              <a:graphicData uri="http://schemas.openxmlformats.org/drawingml/2006/picture">
+                <pic:pic xmlns:pic="http://schemas.openxmlformats.org/drawingml/2006/picture">
+                  <pic:nvPicPr>
+                    <pic:cNvPr id="1" name=""/>
+                    <pic:cNvPicPr/>
+                  </pic:nvPicPr>
+                  <pic:blipFill rotWithShape="1">
+                    <a:blip r:embed="rId23"/>
+                    <a:srcRect r="6944"/>
+                    <a:stretch/>
+                  </pic:blipFill>
+                  <pic:spPr bwMode="auto">
+                    <a:xfrm>
+                      <a:off x="0" y="0"/>
+                      <a:ext cx="1911992" cy="1218576"/>
+                    </a:xfrm>
+                    <a:prstGeom prst="rect">
+                      <a:avLst/>
+                    </a:prstGeom>
+                    <a:ln>
+                      <a:noFill/>
+                    </a:ln>
+                    <a:extLst>
+                      <a:ext uri="{53640926-AAD7-44D8-BBD7-CCE9431645EC}">
+                        <a14:shadowObscured xmlns:a14="http://schemas.microsoft.com/office/drawing/2010/main"/>
+                      </a:ext>
+                    </a:extLst>
+                  </pic:spPr>
+                </pic:pic>
+              </a:graphicData>
+            </a:graphic>
+          </wp:inline>
+        </w:drawing>
+      </w:r>
+    </w:p>
+    <w:p>
+      <w:pPr>
+        <w:rPr>
+          <w:b/>
+          <w:bCs/>
+        </w:rPr>
+      </w:pPr>
+      <w:r>
+        <w:rPr>
+          <w:b/>
+          <w:bCs/>
+        </w:rPr>
+        <w:drawing>
+          <wp:inline distT="0" distB="0" distL="0" distR="0" wp14:anchorId="61A79DFE" wp14:editId="50B4F0A7">
+            <wp:extent cx="3185708" cy="2390775"/>
+            <wp:effectExtent l="0" t="0" r="0" b="0"/>
+            <wp:docPr id="13" name="Imagen 13"/>
+            <wp:cNvGraphicFramePr>
+              <a:graphicFrameLocks xmlns:a="http://schemas.openxmlformats.org/drawingml/2006/main" noChangeAspect="1"/>
+            </wp:cNvGraphicFramePr>
+            <a:graphic xmlns:a="http://schemas.openxmlformats.org/drawingml/2006/main">
+              <a:graphicData uri="http://schemas.openxmlformats.org/drawingml/2006/picture">
+                <pic:pic xmlns:pic="http://schemas.openxmlformats.org/drawingml/2006/picture">
+                  <pic:nvPicPr>
+                    <pic:cNvPr id="1" name=""/>
+                    <pic:cNvPicPr/>
+                  </pic:nvPicPr>
+                  <pic:blipFill rotWithShape="1">
+                    <a:blip r:embed="rId24"/>
+                    <a:srcRect r="7474"/>
+                    <a:stretch/>
+                  </pic:blipFill>
+                  <pic:spPr bwMode="auto">
+                    <a:xfrm>
+                      <a:off x="0" y="0"/>
+                      <a:ext cx="3219690" cy="2416277"/>
+                    </a:xfrm>
+                    <a:prstGeom prst="rect">
+                      <a:avLst/>
+                    </a:prstGeom>
+                    <a:ln>
+                      <a:noFill/>
+                    </a:ln>
+                    <a:extLst>
+                      <a:ext uri="{53640926-AAD7-44D8-BBD7-CCE9431645EC}">
+                        <a14:shadowObscured xmlns:a14="http://schemas.microsoft.com/office/drawing/2010/main"/>
+                      </a:ext>
+                    </a:extLst>
+                  </pic:spPr>
+                </pic:pic>
+              </a:graphicData>
+            </a:graphic>
+          </wp:inline>
+        </w:drawing>
+      </w:r>
+      <w:r>
+        <w:drawing>
+          <wp:inline distT="0" distB="0" distL="0" distR="0" wp14:anchorId="648D06FE" wp14:editId="115239D5">
+            <wp:extent cx="1971950" cy="1686160"/>
+            <wp:effectExtent l="0" t="0" r="9525" b="9525"/>
+            <wp:docPr id="11" name="Imagen 11"/>
+            <wp:cNvGraphicFramePr>
+              <a:graphicFrameLocks xmlns:a="http://schemas.openxmlformats.org/drawingml/2006/main" noChangeAspect="1"/>
+            </wp:cNvGraphicFramePr>
+            <a:graphic xmlns:a="http://schemas.openxmlformats.org/drawingml/2006/main">
+              <a:graphicData uri="http://schemas.openxmlformats.org/drawingml/2006/picture">
+                <pic:pic xmlns:pic="http://schemas.openxmlformats.org/drawingml/2006/picture">
+                  <pic:nvPicPr>
+                    <pic:cNvPr id="1" name=""/>
+                    <pic:cNvPicPr/>
+                  </pic:nvPicPr>
+                  <pic:blipFill>
+                    <a:blip r:embed="rId25"/>
+                    <a:stretch>
+                      <a:fillRect/>
+                    </a:stretch>
+                  </pic:blipFill>
+                  <pic:spPr>
+                    <a:xfrm>
+                      <a:off x="0" y="0"/>
+                      <a:ext cx="1971950" cy="1686160"/>
+                    </a:xfrm>
+                    <a:prstGeom prst="rect">
+                      <a:avLst/>
+                    </a:prstGeom>
+                  </pic:spPr>
+                </pic:pic>
+              </a:graphicData>
+            </a:graphic>
+          </wp:inline>
+        </w:drawing>
+      </w:r>
+    </w:p>
+    <w:p>
+      <w:pPr>
+        <w:rPr>
+          <w:b/>
+        </w:rPr>
+      </w:pPr>
     </w:p>
     <w:p>
       <w:r>
@@ -1241,7 +1534,6 @@
           <w:b/>
           <w:bCs/>
         </w:rPr>
-        <w:lastRenderedPageBreak/>
         <w:t>VIDEOJUEGO: “SPACE INVADERS” EN GODOT </w:t>
       </w:r>
     </w:p>
@@ -1355,6 +1647,7 @@
     </w:p>
     <w:p>
       <w:r>
+        <w:lastRenderedPageBreak/>
         <w:pict w14:anchorId="62C756EB">
           <v:rect id="_x0000_i1025" style="width:0;height:0" o:hralign="center" o:hrstd="t" o:hr="t" fillcolor="#a0a0a0" stroked="f"/>
         </w:pict>
@@ -2572,7 +2865,6 @@
   <w:style w:type="character" w:default="1" w:styleId="Fuentedeprrafopredeter">
     <w:name w:val="Default Paragraph Font"/>
     <w:uiPriority w:val="1"/>
-    <w:semiHidden/>
     <w:unhideWhenUsed/>
   </w:style>
   <w:style w:type="table" w:default="1" w:styleId="Tablanormal">
